--- a/Luis/PHP React/Luis Veliz.docx
+++ b/Luis/PHP React/Luis Veliz.docx
@@ -20,18 +20,8 @@
           <w:sz w:val="72"/>
           <w:szCs w:val="24"/>
         </w:rPr>
-        <w:t xml:space="preserve">Luis </w:t>
-      </w:r>
-      <w:proofErr w:type="spellStart"/>
-      <w:r>
-        <w:rPr>
-          <w:rFonts w:ascii="Stencil" w:eastAsia="Times New Roman" w:hAnsi="Stencil" w:cs="Arial"/>
-          <w:sz w:val="72"/>
-          <w:szCs w:val="24"/>
-        </w:rPr>
-        <w:t>Veliz</w:t>
-      </w:r>
-      <w:proofErr w:type="spellEnd"/>
+        <w:t>Luis Veliz</w:t>
+      </w:r>
     </w:p>
     <w:tbl>
       <w:tblPr>
@@ -73,66 +63,13 @@
             <w:r>
               <w:rPr>
                 <w:rFonts w:ascii="Times New Roman" w:eastAsia="Times New Roman" w:hAnsi="Times New Roman" w:cs="Times New Roman"/>
-                <w:b w:val="0"/>
                 <w:sz w:val="20"/>
                 <w:szCs w:val="24"/>
               </w:rPr>
-              <w:t>Los Angeles</w:t>
+              <w:t>Los Angeles, California, USA | luis.v.dev@outlook.com | https://www.linkedin.com/in/luis-veliz-8681513a4/ | +1 (305) 7070624</w:t>
             </w:r>
-            <w:r>
-              <w:rPr>
-                <w:rFonts w:ascii="Times New Roman" w:eastAsia="Times New Roman" w:hAnsi="Times New Roman" w:cs="Times New Roman"/>
-                <w:b w:val="0"/>
-                <w:sz w:val="20"/>
-                <w:szCs w:val="24"/>
-              </w:rPr>
-              <w:t xml:space="preserve">, California, USA | </w:t>
-            </w:r>
-            <w:r>
-              <w:rPr>
-                <w:rFonts w:ascii="Times New Roman" w:eastAsia="Times New Roman" w:hAnsi="Times New Roman" w:cs="Times New Roman"/>
-                <w:b w:val="0"/>
-                <w:sz w:val="20"/>
-                <w:szCs w:val="24"/>
-              </w:rPr>
-              <w:t>luis.v.dev@outlook.com</w:t>
-            </w:r>
-            <w:r>
-              <w:rPr>
-                <w:rFonts w:ascii="Times New Roman" w:eastAsia="Times New Roman" w:hAnsi="Times New Roman" w:cs="Times New Roman"/>
-                <w:b w:val="0"/>
-                <w:sz w:val="20"/>
-                <w:szCs w:val="24"/>
-              </w:rPr>
-              <w:t xml:space="preserve"> | </w:t>
-            </w:r>
-            <w:r>
-              <w:rPr>
-                <w:rFonts w:ascii="Times New Roman" w:eastAsia="Times New Roman" w:hAnsi="Times New Roman" w:cs="Times New Roman"/>
-                <w:b w:val="0"/>
-                <w:sz w:val="20"/>
-                <w:szCs w:val="24"/>
-              </w:rPr>
-              <w:t xml:space="preserve">https://www.linkedin.com/in/luis-veliz-8681513a4/ </w:t>
-            </w:r>
-            <w:r>
-              <w:rPr>
-                <w:rFonts w:ascii="Times New Roman" w:eastAsia="Times New Roman" w:hAnsi="Times New Roman" w:cs="Times New Roman"/>
-                <w:b w:val="0"/>
-                <w:sz w:val="20"/>
-                <w:szCs w:val="24"/>
-              </w:rPr>
-              <w:t xml:space="preserve">| </w:t>
-            </w:r>
-            <w:r>
-              <w:rPr>
-                <w:rFonts w:ascii="Times New Roman" w:eastAsia="Times New Roman" w:hAnsi="Times New Roman" w:cs="Times New Roman"/>
-                <w:b w:val="0"/>
-                <w:sz w:val="20"/>
-                <w:szCs w:val="24"/>
-              </w:rPr>
-              <w:t>+1 (305) 606 4408</w:t>
-            </w:r>
+            <w:bookmarkStart w:id="0" w:name="_GoBack"/>
+            <w:bookmarkEnd w:id="0"/>
           </w:p>
         </w:tc>
       </w:tr>
@@ -171,7 +108,6 @@
           <w:sz w:val="12"/>
         </w:rPr>
       </w:pPr>
-      <w:proofErr w:type="gramStart"/>
       <w:r>
         <w:rPr>
           <w:sz w:val="20"/>
@@ -228,35 +164,7 @@
         <w:rPr>
           <w:sz w:val="20"/>
         </w:rPr>
-        <w:t xml:space="preserve"> </w:t>
-      </w:r>
-      <w:proofErr w:type="spellStart"/>
-      <w:r>
-        <w:rPr>
-          <w:sz w:val="20"/>
-        </w:rPr>
-        <w:t>backends</w:t>
-      </w:r>
-      <w:proofErr w:type="spellEnd"/>
-      <w:r>
-        <w:rPr>
-          <w:sz w:val="20"/>
-        </w:rPr>
-        <w:t xml:space="preserve"> for high-traffic, customer-facing products.</w:t>
-      </w:r>
-      <w:proofErr w:type="gramEnd"/>
-      <w:r>
-        <w:rPr>
-          <w:sz w:val="20"/>
-        </w:rPr>
-        <w:t xml:space="preserve"> </w:t>
-      </w:r>
-      <w:proofErr w:type="gramStart"/>
-      <w:r>
-        <w:rPr>
-          <w:sz w:val="20"/>
-        </w:rPr>
-        <w:t xml:space="preserve">Strong in </w:t>
+        <w:t xml:space="preserve"> backends for high-traffic, customer-facing products. Strong in </w:t>
       </w:r>
       <w:r>
         <w:rPr>
@@ -321,21 +229,7 @@
         <w:rPr>
           <w:sz w:val="20"/>
         </w:rPr>
-        <w:t>.</w:t>
-      </w:r>
-      <w:proofErr w:type="gramEnd"/>
-      <w:r>
-        <w:rPr>
-          <w:sz w:val="20"/>
-        </w:rPr>
-        <w:t xml:space="preserve"> </w:t>
-      </w:r>
-      <w:proofErr w:type="gramStart"/>
-      <w:r>
-        <w:rPr>
-          <w:sz w:val="20"/>
-        </w:rPr>
-        <w:t xml:space="preserve">Known for shipping </w:t>
+        <w:t xml:space="preserve">. Known for shipping </w:t>
       </w:r>
       <w:r>
         <w:rPr>
@@ -376,7 +270,6 @@
         </w:rPr>
         <w:t xml:space="preserve"> systems using </w:t>
       </w:r>
-      <w:proofErr w:type="spellStart"/>
       <w:r>
         <w:rPr>
           <w:rStyle w:val="Strong"/>
@@ -384,7 +277,6 @@
         </w:rPr>
         <w:t>TypeScript</w:t>
       </w:r>
-      <w:proofErr w:type="spellEnd"/>
       <w:r>
         <w:rPr>
           <w:sz w:val="20"/>
@@ -430,7 +322,6 @@
         </w:rPr>
         <w:t xml:space="preserve">, </w:t>
       </w:r>
-      <w:proofErr w:type="spellStart"/>
       <w:r>
         <w:rPr>
           <w:rStyle w:val="Strong"/>
@@ -438,14 +329,12 @@
         </w:rPr>
         <w:t>PostgreSQL</w:t>
       </w:r>
-      <w:proofErr w:type="spellEnd"/>
-      <w:r>
-        <w:rPr>
-          <w:sz w:val="20"/>
-        </w:rPr>
-        <w:t xml:space="preserve">, </w:t>
-      </w:r>
-      <w:proofErr w:type="spellStart"/>
+      <w:r>
+        <w:rPr>
+          <w:sz w:val="20"/>
+        </w:rPr>
+        <w:t xml:space="preserve">, </w:t>
+      </w:r>
       <w:r>
         <w:rPr>
           <w:rStyle w:val="Strong"/>
@@ -453,7 +342,6 @@
         </w:rPr>
         <w:t>Redis</w:t>
       </w:r>
-      <w:proofErr w:type="spellEnd"/>
       <w:r>
         <w:rPr>
           <w:sz w:val="20"/>
@@ -473,7 +361,6 @@
         </w:rPr>
         <w:t xml:space="preserve">, </w:t>
       </w:r>
-      <w:proofErr w:type="spellStart"/>
       <w:r>
         <w:rPr>
           <w:rStyle w:val="Strong"/>
@@ -481,7 +368,6 @@
         </w:rPr>
         <w:t>Kubernetes</w:t>
       </w:r>
-      <w:proofErr w:type="spellEnd"/>
       <w:r>
         <w:rPr>
           <w:sz w:val="20"/>
@@ -501,7 +387,6 @@
         </w:rPr>
         <w:t xml:space="preserve"> practices.</w:t>
       </w:r>
-      <w:proofErr w:type="gramEnd"/>
     </w:p>
     <w:p>
       <w:pPr>
@@ -567,7 +452,6 @@
         </w:rPr>
         <w:t xml:space="preserve">, </w:t>
       </w:r>
-      <w:proofErr w:type="spellStart"/>
       <w:r>
         <w:rPr>
           <w:rStyle w:val="Strong"/>
@@ -575,7 +459,6 @@
         </w:rPr>
         <w:t>TypeScript</w:t>
       </w:r>
-      <w:proofErr w:type="spellEnd"/>
       <w:r>
         <w:rPr>
           <w:sz w:val="20"/>
@@ -665,35 +548,7 @@
         <w:rPr>
           <w:sz w:val="20"/>
         </w:rPr>
-        <w:t xml:space="preserve"> (</w:t>
-      </w:r>
-      <w:proofErr w:type="spellStart"/>
-      <w:r>
-        <w:rPr>
-          <w:sz w:val="20"/>
-        </w:rPr>
-        <w:t>Symfony</w:t>
-      </w:r>
-      <w:proofErr w:type="spellEnd"/>
-      <w:r>
-        <w:rPr>
-          <w:sz w:val="20"/>
-        </w:rPr>
-        <w:t>/</w:t>
-      </w:r>
-      <w:proofErr w:type="spellStart"/>
-      <w:r>
-        <w:rPr>
-          <w:sz w:val="20"/>
-        </w:rPr>
-        <w:t>Laravel</w:t>
-      </w:r>
-      <w:proofErr w:type="spellEnd"/>
-      <w:r>
-        <w:rPr>
-          <w:sz w:val="20"/>
-        </w:rPr>
-        <w:t xml:space="preserve"> patterns), </w:t>
+        <w:t xml:space="preserve"> (Symfony/Laravel patterns), </w:t>
       </w:r>
       <w:r>
         <w:rPr>
@@ -708,7 +563,6 @@
         </w:rPr>
         <w:t xml:space="preserve">, </w:t>
       </w:r>
-      <w:proofErr w:type="spellStart"/>
       <w:r>
         <w:rPr>
           <w:rStyle w:val="Strong"/>
@@ -716,14 +570,12 @@
         </w:rPr>
         <w:t>TypeScript</w:t>
       </w:r>
-      <w:proofErr w:type="spellEnd"/>
       <w:r>
         <w:rPr>
           <w:sz w:val="20"/>
         </w:rPr>
         <w:t xml:space="preserve">, REST API design, background processing, </w:t>
       </w:r>
-      <w:proofErr w:type="spellStart"/>
       <w:r>
         <w:rPr>
           <w:rStyle w:val="Strong"/>
@@ -731,14 +583,12 @@
         </w:rPr>
         <w:t>gRPC</w:t>
       </w:r>
-      <w:proofErr w:type="spellEnd"/>
-      <w:r>
-        <w:rPr>
-          <w:sz w:val="20"/>
-        </w:rPr>
-        <w:t xml:space="preserve">, </w:t>
-      </w:r>
-      <w:proofErr w:type="spellStart"/>
+      <w:r>
+        <w:rPr>
+          <w:sz w:val="20"/>
+        </w:rPr>
+        <w:t xml:space="preserve">, </w:t>
+      </w:r>
       <w:r>
         <w:rPr>
           <w:rStyle w:val="Strong"/>
@@ -746,20 +596,11 @@
         </w:rPr>
         <w:t>WebSockets</w:t>
       </w:r>
-      <w:proofErr w:type="spellEnd"/>
-      <w:r>
-        <w:rPr>
-          <w:sz w:val="20"/>
-        </w:rPr>
-        <w:t xml:space="preserve">, service decomposition, </w:t>
-      </w:r>
-      <w:bookmarkStart w:id="0" w:name="_GoBack"/>
-      <w:bookmarkEnd w:id="0"/>
-      <w:r>
-        <w:rPr>
-          <w:sz w:val="20"/>
-        </w:rPr>
-        <w:t>caching strategies, structured error models, API contracts</w:t>
+      <w:r>
+        <w:rPr>
+          <w:sz w:val="20"/>
+        </w:rPr>
+        <w:t>, service decomposition, caching strategies, structured error models, API contracts</w:t>
       </w:r>
     </w:p>
     <w:p>
@@ -787,7 +628,6 @@
         </w:rPr>
         <w:t xml:space="preserve"> — Relational: </w:t>
       </w:r>
-      <w:proofErr w:type="spellStart"/>
       <w:r>
         <w:rPr>
           <w:rStyle w:val="Strong"/>
@@ -795,7 +635,6 @@
         </w:rPr>
         <w:t>PostgreSQL</w:t>
       </w:r>
-      <w:proofErr w:type="spellEnd"/>
       <w:r>
         <w:rPr>
           <w:sz w:val="20"/>
@@ -826,23 +665,8 @@
         <w:rPr>
           <w:sz w:val="20"/>
         </w:rPr>
-        <w:t xml:space="preserve"> | </w:t>
-      </w:r>
-      <w:proofErr w:type="spellStart"/>
-      <w:r>
-        <w:rPr>
-          <w:sz w:val="20"/>
-        </w:rPr>
-        <w:t>NoSQL</w:t>
-      </w:r>
-      <w:proofErr w:type="spellEnd"/>
-      <w:r>
-        <w:rPr>
-          <w:sz w:val="20"/>
-        </w:rPr>
-        <w:t xml:space="preserve">: </w:t>
-      </w:r>
-      <w:proofErr w:type="spellStart"/>
+        <w:t xml:space="preserve"> | NoSQL: </w:t>
+      </w:r>
       <w:r>
         <w:rPr>
           <w:rStyle w:val="Strong"/>
@@ -850,14 +674,12 @@
         </w:rPr>
         <w:t>Redis</w:t>
       </w:r>
-      <w:proofErr w:type="spellEnd"/>
-      <w:r>
-        <w:rPr>
-          <w:sz w:val="20"/>
-        </w:rPr>
-        <w:t xml:space="preserve">, </w:t>
-      </w:r>
-      <w:proofErr w:type="spellStart"/>
+      <w:r>
+        <w:rPr>
+          <w:sz w:val="20"/>
+        </w:rPr>
+        <w:t xml:space="preserve">, </w:t>
+      </w:r>
       <w:r>
         <w:rPr>
           <w:rStyle w:val="Strong"/>
@@ -865,14 +687,12 @@
         </w:rPr>
         <w:t>MongoDB</w:t>
       </w:r>
-      <w:proofErr w:type="spellEnd"/>
-      <w:r>
-        <w:rPr>
-          <w:sz w:val="20"/>
-        </w:rPr>
-        <w:t xml:space="preserve">, </w:t>
-      </w:r>
-      <w:proofErr w:type="spellStart"/>
+      <w:r>
+        <w:rPr>
+          <w:sz w:val="20"/>
+        </w:rPr>
+        <w:t xml:space="preserve">, </w:t>
+      </w:r>
       <w:r>
         <w:rPr>
           <w:rStyle w:val="Strong"/>
@@ -880,7 +700,6 @@
         </w:rPr>
         <w:t>DynamoDB</w:t>
       </w:r>
-      <w:proofErr w:type="spellEnd"/>
       <w:r>
         <w:rPr>
           <w:sz w:val="20"/>
@@ -913,7 +732,6 @@
         </w:rPr>
         <w:t xml:space="preserve">, </w:t>
       </w:r>
-      <w:proofErr w:type="spellStart"/>
       <w:r>
         <w:rPr>
           <w:rStyle w:val="Strong"/>
@@ -921,14 +739,12 @@
         </w:rPr>
         <w:t>RabbitMQ</w:t>
       </w:r>
-      <w:proofErr w:type="spellEnd"/>
       <w:r>
         <w:rPr>
           <w:sz w:val="20"/>
         </w:rPr>
         <w:t xml:space="preserve"> | Search: </w:t>
       </w:r>
-      <w:proofErr w:type="spellStart"/>
       <w:r>
         <w:rPr>
           <w:rStyle w:val="Strong"/>
@@ -936,7 +752,6 @@
         </w:rPr>
         <w:t>Elasticsearch</w:t>
       </w:r>
-      <w:proofErr w:type="spellEnd"/>
       <w:r>
         <w:rPr>
           <w:sz w:val="20"/>
@@ -969,7 +784,6 @@
         </w:rPr>
         <w:t xml:space="preserve">, </w:t>
       </w:r>
-      <w:proofErr w:type="spellStart"/>
       <w:r>
         <w:rPr>
           <w:rStyle w:val="Strong"/>
@@ -977,7 +791,6 @@
         </w:rPr>
         <w:t>BigQuery</w:t>
       </w:r>
-      <w:proofErr w:type="spellEnd"/>
     </w:p>
     <w:p>
       <w:pPr>
@@ -996,17 +809,8 @@
           <w:rStyle w:val="Strong"/>
           <w:sz w:val="20"/>
         </w:rPr>
-        <w:t xml:space="preserve">Cloud &amp; </w:t>
-      </w:r>
-      <w:proofErr w:type="spellStart"/>
-      <w:r>
-        <w:rPr>
-          <w:rStyle w:val="Strong"/>
-          <w:sz w:val="20"/>
-        </w:rPr>
-        <w:t>DevOps</w:t>
-      </w:r>
-      <w:proofErr w:type="spellEnd"/>
+        <w:t>Cloud &amp; DevOps</w:t>
+      </w:r>
       <w:r>
         <w:rPr>
           <w:sz w:val="20"/>
@@ -1104,7 +908,6 @@
         </w:rPr>
         <w:t xml:space="preserve">, </w:t>
       </w:r>
-      <w:proofErr w:type="spellStart"/>
       <w:r>
         <w:rPr>
           <w:rStyle w:val="Strong"/>
@@ -1112,7 +915,6 @@
         </w:rPr>
         <w:t>CloudFront</w:t>
       </w:r>
-      <w:proofErr w:type="spellEnd"/>
       <w:r>
         <w:rPr>
           <w:sz w:val="20"/>
@@ -1132,7 +934,6 @@
         </w:rPr>
         <w:t xml:space="preserve">, </w:t>
       </w:r>
-      <w:proofErr w:type="spellStart"/>
       <w:r>
         <w:rPr>
           <w:rStyle w:val="Strong"/>
@@ -1140,14 +941,12 @@
         </w:rPr>
         <w:t>DynamoDB</w:t>
       </w:r>
-      <w:proofErr w:type="spellEnd"/>
-      <w:r>
-        <w:rPr>
-          <w:sz w:val="20"/>
-        </w:rPr>
-        <w:t xml:space="preserve">, </w:t>
-      </w:r>
-      <w:proofErr w:type="spellStart"/>
+      <w:r>
+        <w:rPr>
+          <w:sz w:val="20"/>
+        </w:rPr>
+        <w:t xml:space="preserve">, </w:t>
+      </w:r>
       <w:r>
         <w:rPr>
           <w:rStyle w:val="Strong"/>
@@ -1155,14 +954,12 @@
         </w:rPr>
         <w:t>ElastiCache</w:t>
       </w:r>
-      <w:proofErr w:type="spellEnd"/>
-      <w:r>
-        <w:rPr>
-          <w:sz w:val="20"/>
-        </w:rPr>
-        <w:t xml:space="preserve">, </w:t>
-      </w:r>
-      <w:proofErr w:type="spellStart"/>
+      <w:r>
+        <w:rPr>
+          <w:sz w:val="20"/>
+        </w:rPr>
+        <w:t xml:space="preserve">, </w:t>
+      </w:r>
       <w:r>
         <w:rPr>
           <w:rStyle w:val="Strong"/>
@@ -1170,7 +967,6 @@
         </w:rPr>
         <w:t>EventBridge</w:t>
       </w:r>
-      <w:proofErr w:type="spellEnd"/>
       <w:r>
         <w:rPr>
           <w:sz w:val="20"/>
@@ -1359,7 +1155,6 @@
         </w:rPr>
         <w:t xml:space="preserve">, </w:t>
       </w:r>
-      <w:proofErr w:type="spellStart"/>
       <w:r>
         <w:rPr>
           <w:rStyle w:val="Strong"/>
@@ -1367,14 +1162,12 @@
         </w:rPr>
         <w:t>BigQuery</w:t>
       </w:r>
-      <w:proofErr w:type="spellEnd"/>
       <w:r>
         <w:rPr>
           <w:sz w:val="20"/>
         </w:rPr>
         <w:t xml:space="preserve"> | </w:t>
       </w:r>
-      <w:proofErr w:type="spellStart"/>
       <w:r>
         <w:rPr>
           <w:rStyle w:val="Strong"/>
@@ -1382,14 +1175,12 @@
         </w:rPr>
         <w:t>Docker</w:t>
       </w:r>
-      <w:proofErr w:type="spellEnd"/>
-      <w:r>
-        <w:rPr>
-          <w:sz w:val="20"/>
-        </w:rPr>
-        <w:t xml:space="preserve">, </w:t>
-      </w:r>
-      <w:proofErr w:type="spellStart"/>
+      <w:r>
+        <w:rPr>
+          <w:sz w:val="20"/>
+        </w:rPr>
+        <w:t xml:space="preserve">, </w:t>
+      </w:r>
       <w:r>
         <w:rPr>
           <w:rStyle w:val="Strong"/>
@@ -1397,7 +1188,6 @@
         </w:rPr>
         <w:t>Kubernetes</w:t>
       </w:r>
-      <w:proofErr w:type="spellEnd"/>
       <w:r>
         <w:rPr>
           <w:sz w:val="20"/>
@@ -1430,7 +1220,6 @@
         </w:rPr>
         <w:t xml:space="preserve">, </w:t>
       </w:r>
-      <w:proofErr w:type="spellStart"/>
       <w:r>
         <w:rPr>
           <w:rStyle w:val="Strong"/>
@@ -1438,14 +1227,12 @@
         </w:rPr>
         <w:t>GitOps</w:t>
       </w:r>
-      <w:proofErr w:type="spellEnd"/>
       <w:r>
         <w:rPr>
           <w:sz w:val="20"/>
         </w:rPr>
         <w:t xml:space="preserve"> | </w:t>
       </w:r>
-      <w:proofErr w:type="spellStart"/>
       <w:r>
         <w:rPr>
           <w:rStyle w:val="Strong"/>
@@ -1453,14 +1240,12 @@
         </w:rPr>
         <w:t>Terraform</w:t>
       </w:r>
-      <w:proofErr w:type="spellEnd"/>
-      <w:r>
-        <w:rPr>
-          <w:sz w:val="20"/>
-        </w:rPr>
-        <w:t xml:space="preserve">, </w:t>
-      </w:r>
-      <w:proofErr w:type="spellStart"/>
+      <w:r>
+        <w:rPr>
+          <w:sz w:val="20"/>
+        </w:rPr>
+        <w:t xml:space="preserve">, </w:t>
+      </w:r>
       <w:r>
         <w:rPr>
           <w:rStyle w:val="Strong"/>
@@ -1468,50 +1253,31 @@
         </w:rPr>
         <w:t>CloudFormation</w:t>
       </w:r>
-      <w:proofErr w:type="spellEnd"/>
       <w:r>
         <w:rPr>
           <w:sz w:val="20"/>
         </w:rPr>
         <w:t xml:space="preserve"> | CI/CD: </w:t>
       </w:r>
-      <w:proofErr w:type="spellStart"/>
-      <w:r>
-        <w:rPr>
-          <w:rStyle w:val="Strong"/>
-          <w:sz w:val="20"/>
-        </w:rPr>
-        <w:t>GitHub</w:t>
-      </w:r>
-      <w:proofErr w:type="spellEnd"/>
-      <w:r>
-        <w:rPr>
-          <w:rStyle w:val="Strong"/>
-          <w:sz w:val="20"/>
-        </w:rPr>
-        <w:t xml:space="preserve"> Actions</w:t>
-      </w:r>
-      <w:r>
-        <w:rPr>
-          <w:sz w:val="20"/>
-        </w:rPr>
-        <w:t xml:space="preserve">, </w:t>
-      </w:r>
-      <w:proofErr w:type="spellStart"/>
-      <w:r>
-        <w:rPr>
-          <w:rStyle w:val="Strong"/>
-          <w:sz w:val="20"/>
-        </w:rPr>
-        <w:t>GitLab</w:t>
-      </w:r>
-      <w:proofErr w:type="spellEnd"/>
-      <w:r>
-        <w:rPr>
-          <w:rStyle w:val="Strong"/>
-          <w:sz w:val="20"/>
-        </w:rPr>
-        <w:t xml:space="preserve"> CI</w:t>
+      <w:r>
+        <w:rPr>
+          <w:rStyle w:val="Strong"/>
+          <w:sz w:val="20"/>
+        </w:rPr>
+        <w:t>GitHub Actions</w:t>
+      </w:r>
+      <w:r>
+        <w:rPr>
+          <w:sz w:val="20"/>
+        </w:rPr>
+        <w:t xml:space="preserve">, </w:t>
+      </w:r>
+      <w:r>
+        <w:rPr>
+          <w:rStyle w:val="Strong"/>
+          <w:sz w:val="20"/>
+        </w:rPr>
+        <w:t>GitLab CI</w:t>
       </w:r>
       <w:r>
         <w:rPr>
@@ -1537,24 +1303,14 @@
           <w:rStyle w:val="Strong"/>
           <w:sz w:val="20"/>
         </w:rPr>
-        <w:t xml:space="preserve">Azure </w:t>
-      </w:r>
-      <w:proofErr w:type="spellStart"/>
-      <w:r>
-        <w:rPr>
-          <w:rStyle w:val="Strong"/>
-          <w:sz w:val="20"/>
-        </w:rPr>
-        <w:t>DevOps</w:t>
-      </w:r>
-      <w:proofErr w:type="spellEnd"/>
-      <w:r>
-        <w:rPr>
-          <w:sz w:val="20"/>
-        </w:rPr>
-        <w:t xml:space="preserve">, </w:t>
-      </w:r>
-      <w:proofErr w:type="spellStart"/>
+        <w:t>Azure DevOps</w:t>
+      </w:r>
+      <w:r>
+        <w:rPr>
+          <w:sz w:val="20"/>
+        </w:rPr>
+        <w:t xml:space="preserve">, </w:t>
+      </w:r>
       <w:r>
         <w:rPr>
           <w:rStyle w:val="Strong"/>
@@ -1562,7 +1318,6 @@
         </w:rPr>
         <w:t>CircleCI</w:t>
       </w:r>
-      <w:proofErr w:type="spellEnd"/>
     </w:p>
     <w:p>
       <w:pPr>
@@ -1576,21 +1331,12 @@
           <w:sz w:val="20"/>
         </w:rPr>
       </w:pPr>
-      <w:proofErr w:type="spellStart"/>
-      <w:r>
-        <w:rPr>
-          <w:rStyle w:val="Strong"/>
-          <w:sz w:val="20"/>
-        </w:rPr>
-        <w:t>Observability</w:t>
-      </w:r>
-      <w:proofErr w:type="spellEnd"/>
-      <w:r>
-        <w:rPr>
-          <w:rStyle w:val="Strong"/>
-          <w:sz w:val="20"/>
-        </w:rPr>
-        <w:t>, Quality &amp; Security</w:t>
+      <w:r>
+        <w:rPr>
+          <w:rStyle w:val="Strong"/>
+          <w:sz w:val="20"/>
+        </w:rPr>
+        <w:t>Observability, Quality &amp; Security</w:t>
       </w:r>
       <w:r>
         <w:rPr>
@@ -1598,7 +1344,6 @@
         </w:rPr>
         <w:t xml:space="preserve"> — </w:t>
       </w:r>
-      <w:proofErr w:type="spellStart"/>
       <w:r>
         <w:rPr>
           <w:rStyle w:val="Strong"/>
@@ -1606,14 +1351,12 @@
         </w:rPr>
         <w:t>OpenTelemetry</w:t>
       </w:r>
-      <w:proofErr w:type="spellEnd"/>
-      <w:r>
-        <w:rPr>
-          <w:sz w:val="20"/>
-        </w:rPr>
-        <w:t xml:space="preserve">, </w:t>
-      </w:r>
-      <w:proofErr w:type="spellStart"/>
+      <w:r>
+        <w:rPr>
+          <w:sz w:val="20"/>
+        </w:rPr>
+        <w:t xml:space="preserve">, </w:t>
+      </w:r>
       <w:r>
         <w:rPr>
           <w:rStyle w:val="Strong"/>
@@ -1621,7 +1364,6 @@
         </w:rPr>
         <w:t>Datadog</w:t>
       </w:r>
-      <w:proofErr w:type="spellEnd"/>
       <w:r>
         <w:rPr>
           <w:sz w:val="20"/>
@@ -1641,7 +1383,6 @@
         </w:rPr>
         <w:t xml:space="preserve">, </w:t>
       </w:r>
-      <w:proofErr w:type="spellStart"/>
       <w:r>
         <w:rPr>
           <w:rStyle w:val="Strong"/>
@@ -1649,7 +1390,6 @@
         </w:rPr>
         <w:t>Grafana</w:t>
       </w:r>
-      <w:proofErr w:type="spellEnd"/>
       <w:r>
         <w:rPr>
           <w:sz w:val="20"/>
@@ -1669,7 +1409,6 @@
         </w:rPr>
         <w:t xml:space="preserve">, </w:t>
       </w:r>
-      <w:proofErr w:type="spellStart"/>
       <w:r>
         <w:rPr>
           <w:rStyle w:val="Strong"/>
@@ -1677,7 +1416,6 @@
         </w:rPr>
         <w:t>CloudWatch</w:t>
       </w:r>
-      <w:proofErr w:type="spellEnd"/>
       <w:r>
         <w:rPr>
           <w:sz w:val="20"/>
@@ -1775,21 +1513,12 @@
         </w:rPr>
         <w:t xml:space="preserve">, </w:t>
       </w:r>
-      <w:proofErr w:type="spellStart"/>
-      <w:r>
-        <w:rPr>
-          <w:rStyle w:val="Strong"/>
-          <w:sz w:val="20"/>
-        </w:rPr>
-        <w:t>OpenID</w:t>
-      </w:r>
-      <w:proofErr w:type="spellEnd"/>
-      <w:r>
-        <w:rPr>
-          <w:rStyle w:val="Strong"/>
-          <w:sz w:val="20"/>
-        </w:rPr>
-        <w:t xml:space="preserve"> Connect</w:t>
+      <w:r>
+        <w:rPr>
+          <w:rStyle w:val="Strong"/>
+          <w:sz w:val="20"/>
+        </w:rPr>
+        <w:t>OpenID Connect</w:t>
       </w:r>
       <w:r>
         <w:rPr>
@@ -1810,7 +1539,6 @@
         </w:rPr>
         <w:t xml:space="preserve">, </w:t>
       </w:r>
-      <w:proofErr w:type="spellStart"/>
       <w:r>
         <w:rPr>
           <w:rStyle w:val="Strong"/>
@@ -1818,7 +1546,6 @@
         </w:rPr>
         <w:t>Okta</w:t>
       </w:r>
-      <w:proofErr w:type="spellEnd"/>
       <w:r>
         <w:rPr>
           <w:sz w:val="20"/>
@@ -1843,17 +1570,8 @@
           <w:rStyle w:val="Strong"/>
           <w:sz w:val="20"/>
         </w:rPr>
-        <w:t xml:space="preserve">AWS </w:t>
-      </w:r>
-      <w:proofErr w:type="spellStart"/>
-      <w:r>
-        <w:rPr>
-          <w:rStyle w:val="Strong"/>
-          <w:sz w:val="20"/>
-        </w:rPr>
-        <w:t>Cognito</w:t>
-      </w:r>
-      <w:proofErr w:type="spellEnd"/>
+        <w:t>AWS Cognito</w:t>
+      </w:r>
       <w:r>
         <w:rPr>
           <w:sz w:val="20"/>
@@ -1936,7 +1654,6 @@
           <w:szCs w:val="27"/>
         </w:rPr>
       </w:pPr>
-      <w:proofErr w:type="spellStart"/>
       <w:r>
         <w:rPr>
           <w:rFonts w:ascii="Britannic Bold" w:eastAsia="Times New Roman" w:hAnsi="Britannic Bold" w:cs="Arial"/>
@@ -1946,7 +1663,6 @@
         </w:rPr>
         <w:t>SumatoSoft</w:t>
       </w:r>
-      <w:proofErr w:type="spellEnd"/>
     </w:p>
     <w:p>
       <w:pPr>
@@ -2044,58 +1760,16 @@
           <w:sz w:val="20"/>
           <w:szCs w:val="20"/>
         </w:rPr>
-        <w:t xml:space="preserve"> services (</w:t>
-      </w:r>
-      <w:proofErr w:type="spellStart"/>
-      <w:r>
-        <w:rPr>
-          <w:sz w:val="20"/>
-          <w:szCs w:val="20"/>
-        </w:rPr>
-        <w:t>Symfony</w:t>
-      </w:r>
-      <w:proofErr w:type="spellEnd"/>
-      <w:r>
-        <w:rPr>
-          <w:sz w:val="20"/>
-          <w:szCs w:val="20"/>
-        </w:rPr>
-        <w:t>/</w:t>
-      </w:r>
-      <w:proofErr w:type="spellStart"/>
-      <w:r>
-        <w:rPr>
-          <w:sz w:val="20"/>
-          <w:szCs w:val="20"/>
-        </w:rPr>
-        <w:t>Laravel</w:t>
-      </w:r>
-      <w:proofErr w:type="spellEnd"/>
-      <w:r>
-        <w:rPr>
-          <w:sz w:val="20"/>
-          <w:szCs w:val="20"/>
-        </w:rPr>
-        <w:t xml:space="preserve"> patterns) plus </w:t>
-      </w:r>
-      <w:r>
-        <w:rPr>
-          <w:rStyle w:val="Strong"/>
-          <w:sz w:val="20"/>
-          <w:szCs w:val="20"/>
-        </w:rPr>
-        <w:t>Node.js/</w:t>
-      </w:r>
-      <w:proofErr w:type="spellStart"/>
-      <w:r>
-        <w:rPr>
-          <w:rStyle w:val="Strong"/>
-          <w:sz w:val="20"/>
-          <w:szCs w:val="20"/>
-        </w:rPr>
-        <w:t>TypeScript</w:t>
-      </w:r>
-      <w:proofErr w:type="spellEnd"/>
+        <w:t xml:space="preserve"> services (Symfony/Laravel patterns) plus </w:t>
+      </w:r>
+      <w:r>
+        <w:rPr>
+          <w:rStyle w:val="Strong"/>
+          <w:sz w:val="20"/>
+          <w:szCs w:val="20"/>
+        </w:rPr>
+        <w:t>Node.js/TypeScript</w:t>
+      </w:r>
       <w:r>
         <w:rPr>
           <w:sz w:val="20"/>
@@ -2152,23 +1826,7 @@
           <w:sz w:val="20"/>
           <w:szCs w:val="20"/>
         </w:rPr>
-        <w:t xml:space="preserve"> with pagination, filtering, </w:t>
-      </w:r>
-      <w:proofErr w:type="spellStart"/>
-      <w:r>
-        <w:rPr>
-          <w:sz w:val="20"/>
-          <w:szCs w:val="20"/>
-        </w:rPr>
-        <w:t>idempotency</w:t>
-      </w:r>
-      <w:proofErr w:type="spellEnd"/>
-      <w:r>
-        <w:rPr>
-          <w:sz w:val="20"/>
-          <w:szCs w:val="20"/>
-        </w:rPr>
-        <w:t xml:space="preserve"> keys, and standardized error envelopes to protect client integrations during change.</w:t>
+        <w:t xml:space="preserve"> with pagination, filtering, idempotency keys, and standardized error envelopes to protect client integrations during change.</w:t>
       </w:r>
     </w:p>
     <w:p>
@@ -2191,7 +1849,6 @@
         </w:rPr>
         <w:t xml:space="preserve">Implemented real-time collaboration features using </w:t>
       </w:r>
-      <w:proofErr w:type="spellStart"/>
       <w:r>
         <w:rPr>
           <w:rStyle w:val="Strong"/>
@@ -2200,7 +1857,6 @@
         </w:rPr>
         <w:t>WebSockets</w:t>
       </w:r>
-      <w:proofErr w:type="spellEnd"/>
       <w:r>
         <w:rPr>
           <w:sz w:val="20"/>
@@ -2229,7 +1885,6 @@
         </w:rPr>
         <w:t xml:space="preserve">Delivered data-heavy workflows on </w:t>
       </w:r>
-      <w:proofErr w:type="spellStart"/>
       <w:r>
         <w:rPr>
           <w:rStyle w:val="Strong"/>
@@ -2238,7 +1893,6 @@
         </w:rPr>
         <w:t>PostgreSQL</w:t>
       </w:r>
-      <w:proofErr w:type="spellEnd"/>
       <w:r>
         <w:rPr>
           <w:sz w:val="20"/>
@@ -2274,23 +1928,7 @@
           <w:sz w:val="20"/>
           <w:szCs w:val="20"/>
         </w:rPr>
-        <w:t xml:space="preserve"> </w:t>
-      </w:r>
-      <w:proofErr w:type="spellStart"/>
-      <w:r>
-        <w:rPr>
-          <w:sz w:val="20"/>
-          <w:szCs w:val="20"/>
-        </w:rPr>
-        <w:t>touchpoints</w:t>
-      </w:r>
-      <w:proofErr w:type="spellEnd"/>
-      <w:r>
-        <w:rPr>
-          <w:sz w:val="20"/>
-          <w:szCs w:val="20"/>
-        </w:rPr>
-        <w:t>), improving schema design, indexing, and query plans to protect p95 latency.</w:t>
+        <w:t xml:space="preserve"> touchpoints), improving schema design, indexing, and query plans to protect p95 latency.</w:t>
       </w:r>
     </w:p>
     <w:p>
@@ -2313,7 +1951,6 @@
         </w:rPr>
         <w:t xml:space="preserve">Introduced caching and throttling with </w:t>
       </w:r>
-      <w:proofErr w:type="spellStart"/>
       <w:r>
         <w:rPr>
           <w:rStyle w:val="Strong"/>
@@ -2322,7 +1959,6 @@
         </w:rPr>
         <w:t>Redis</w:t>
       </w:r>
-      <w:proofErr w:type="spellEnd"/>
       <w:r>
         <w:rPr>
           <w:sz w:val="20"/>
@@ -2330,7 +1966,6 @@
         </w:rPr>
         <w:t xml:space="preserve"> and </w:t>
       </w:r>
-      <w:proofErr w:type="spellStart"/>
       <w:r>
         <w:rPr>
           <w:rStyle w:val="Strong"/>
@@ -2339,7 +1974,6 @@
         </w:rPr>
         <w:t>ElastiCache</w:t>
       </w:r>
-      <w:proofErr w:type="spellEnd"/>
       <w:r>
         <w:rPr>
           <w:sz w:val="20"/>
@@ -2396,39 +2030,7 @@
           <w:sz w:val="20"/>
           <w:szCs w:val="20"/>
         </w:rPr>
-        <w:t xml:space="preserve">, standardizing </w:t>
-      </w:r>
-      <w:proofErr w:type="gramStart"/>
-      <w:r>
-        <w:rPr>
-          <w:sz w:val="20"/>
-          <w:szCs w:val="20"/>
-        </w:rPr>
-        <w:t>retries,</w:t>
-      </w:r>
-      <w:proofErr w:type="gramEnd"/>
-      <w:r>
-        <w:rPr>
-          <w:sz w:val="20"/>
-          <w:szCs w:val="20"/>
-        </w:rPr>
-        <w:t xml:space="preserve"> DLQs, </w:t>
-      </w:r>
-      <w:proofErr w:type="spellStart"/>
-      <w:r>
-        <w:rPr>
-          <w:sz w:val="20"/>
-          <w:szCs w:val="20"/>
-        </w:rPr>
-        <w:t>deduplication</w:t>
-      </w:r>
-      <w:proofErr w:type="spellEnd"/>
-      <w:r>
-        <w:rPr>
-          <w:sz w:val="20"/>
-          <w:szCs w:val="20"/>
-        </w:rPr>
-        <w:t>, and replay-safe consumers for long-running jobs.</w:t>
+        <w:t>, standardizing retries, DLQs, deduplication, and replay-safe consumers for long-running jobs.</w:t>
       </w:r>
     </w:p>
     <w:p>
@@ -2451,7 +2053,6 @@
         </w:rPr>
         <w:t xml:space="preserve">Integrated search experiences using </w:t>
       </w:r>
-      <w:proofErr w:type="spellStart"/>
       <w:r>
         <w:rPr>
           <w:rStyle w:val="Strong"/>
@@ -2460,7 +2061,6 @@
         </w:rPr>
         <w:t>Elasticsearch</w:t>
       </w:r>
-      <w:proofErr w:type="spellEnd"/>
       <w:r>
         <w:rPr>
           <w:sz w:val="20"/>
@@ -2534,7 +2134,6 @@
         </w:rPr>
         <w:t xml:space="preserve"> with </w:t>
       </w:r>
-      <w:proofErr w:type="spellStart"/>
       <w:r>
         <w:rPr>
           <w:rStyle w:val="Strong"/>
@@ -2543,7 +2142,6 @@
         </w:rPr>
         <w:t>Docker</w:t>
       </w:r>
-      <w:proofErr w:type="spellEnd"/>
       <w:r>
         <w:rPr>
           <w:sz w:val="20"/>
@@ -2581,7 +2179,6 @@
         </w:rPr>
         <w:t xml:space="preserve">, using </w:t>
       </w:r>
-      <w:proofErr w:type="spellStart"/>
       <w:r>
         <w:rPr>
           <w:rStyle w:val="Strong"/>
@@ -2590,7 +2187,6 @@
         </w:rPr>
         <w:t>GitOps</w:t>
       </w:r>
-      <w:proofErr w:type="spellEnd"/>
       <w:r>
         <w:rPr>
           <w:sz w:val="20"/>
@@ -2619,7 +2215,6 @@
         </w:rPr>
         <w:t xml:space="preserve">Managed infrastructure using </w:t>
       </w:r>
-      <w:proofErr w:type="spellStart"/>
       <w:r>
         <w:rPr>
           <w:rStyle w:val="Strong"/>
@@ -2628,7 +2223,6 @@
         </w:rPr>
         <w:t>Terraform</w:t>
       </w:r>
-      <w:proofErr w:type="spellEnd"/>
       <w:r>
         <w:rPr>
           <w:sz w:val="20"/>
@@ -2636,7 +2230,6 @@
         </w:rPr>
         <w:t xml:space="preserve"> and </w:t>
       </w:r>
-      <w:proofErr w:type="spellStart"/>
       <w:r>
         <w:rPr>
           <w:rStyle w:val="Strong"/>
@@ -2645,7 +2238,6 @@
         </w:rPr>
         <w:t>CloudFormation</w:t>
       </w:r>
-      <w:proofErr w:type="spellEnd"/>
       <w:r>
         <w:rPr>
           <w:sz w:val="20"/>
@@ -2687,25 +2279,8 @@
           <w:sz w:val="20"/>
           <w:szCs w:val="20"/>
         </w:rPr>
-        <w:t xml:space="preserve">Established end-to-end </w:t>
-      </w:r>
-      <w:proofErr w:type="spellStart"/>
-      <w:r>
-        <w:rPr>
-          <w:sz w:val="20"/>
-          <w:szCs w:val="20"/>
-        </w:rPr>
-        <w:t>observability</w:t>
-      </w:r>
-      <w:proofErr w:type="spellEnd"/>
-      <w:r>
-        <w:rPr>
-          <w:sz w:val="20"/>
-          <w:szCs w:val="20"/>
-        </w:rPr>
-        <w:t xml:space="preserve"> with </w:t>
-      </w:r>
-      <w:proofErr w:type="spellStart"/>
+        <w:t xml:space="preserve">Established end-to-end observability with </w:t>
+      </w:r>
       <w:r>
         <w:rPr>
           <w:rStyle w:val="Strong"/>
@@ -2714,7 +2289,6 @@
         </w:rPr>
         <w:t>OpenTelemetry</w:t>
       </w:r>
-      <w:proofErr w:type="spellEnd"/>
       <w:r>
         <w:rPr>
           <w:sz w:val="20"/>
@@ -2722,7 +2296,6 @@
         </w:rPr>
         <w:t xml:space="preserve"> and structured logging, exporting telemetry into </w:t>
       </w:r>
-      <w:proofErr w:type="spellStart"/>
       <w:r>
         <w:rPr>
           <w:rStyle w:val="Strong"/>
@@ -2731,32 +2304,21 @@
         </w:rPr>
         <w:t>Datadog</w:t>
       </w:r>
-      <w:proofErr w:type="spellEnd"/>
-      <w:r>
-        <w:rPr>
-          <w:sz w:val="20"/>
-          <w:szCs w:val="20"/>
-        </w:rPr>
-        <w:t xml:space="preserve">, </w:t>
-      </w:r>
-      <w:r>
-        <w:rPr>
-          <w:rStyle w:val="Strong"/>
-          <w:sz w:val="20"/>
-          <w:szCs w:val="20"/>
-        </w:rPr>
-        <w:t>Prometheus/</w:t>
-      </w:r>
-      <w:proofErr w:type="spellStart"/>
-      <w:r>
-        <w:rPr>
-          <w:rStyle w:val="Strong"/>
-          <w:sz w:val="20"/>
-          <w:szCs w:val="20"/>
-        </w:rPr>
-        <w:t>Grafana</w:t>
-      </w:r>
-      <w:proofErr w:type="spellEnd"/>
+      <w:r>
+        <w:rPr>
+          <w:sz w:val="20"/>
+          <w:szCs w:val="20"/>
+        </w:rPr>
+        <w:t xml:space="preserve">, </w:t>
+      </w:r>
+      <w:r>
+        <w:rPr>
+          <w:rStyle w:val="Strong"/>
+          <w:sz w:val="20"/>
+          <w:szCs w:val="20"/>
+        </w:rPr>
+        <w:t>Prometheus/Grafana</w:t>
+      </w:r>
       <w:r>
         <w:rPr>
           <w:sz w:val="20"/>
@@ -2764,7 +2326,6 @@
         </w:rPr>
         <w:t xml:space="preserve">, and </w:t>
       </w:r>
-      <w:proofErr w:type="spellStart"/>
       <w:r>
         <w:rPr>
           <w:rStyle w:val="Strong"/>
@@ -2773,7 +2334,6 @@
         </w:rPr>
         <w:t>CloudWatch</w:t>
       </w:r>
-      <w:proofErr w:type="spellEnd"/>
       <w:r>
         <w:rPr>
           <w:sz w:val="20"/>
@@ -2880,23 +2440,13 @@
         </w:rPr>
         <w:t xml:space="preserve">Built CI/CD pipelines using </w:t>
       </w:r>
-      <w:proofErr w:type="spellStart"/>
-      <w:r>
-        <w:rPr>
-          <w:rStyle w:val="Strong"/>
-          <w:sz w:val="20"/>
-          <w:szCs w:val="20"/>
-        </w:rPr>
-        <w:t>GitHub</w:t>
-      </w:r>
-      <w:proofErr w:type="spellEnd"/>
-      <w:r>
-        <w:rPr>
-          <w:rStyle w:val="Strong"/>
-          <w:sz w:val="20"/>
-          <w:szCs w:val="20"/>
-        </w:rPr>
-        <w:t xml:space="preserve"> Actions</w:t>
+      <w:r>
+        <w:rPr>
+          <w:rStyle w:val="Strong"/>
+          <w:sz w:val="20"/>
+          <w:szCs w:val="20"/>
+        </w:rPr>
+        <w:t>GitHub Actions</w:t>
       </w:r>
       <w:r>
         <w:rPr>
@@ -2953,7 +2503,6 @@
           <w:szCs w:val="27"/>
         </w:rPr>
       </w:pPr>
-      <w:proofErr w:type="spellStart"/>
       <w:r>
         <w:rPr>
           <w:rFonts w:ascii="Britannic Bold" w:eastAsia="Times New Roman" w:hAnsi="Britannic Bold" w:cs="Arial"/>
@@ -2963,7 +2512,6 @@
         </w:rPr>
         <w:t>Saritasa</w:t>
       </w:r>
-      <w:proofErr w:type="spellEnd"/>
     </w:p>
     <w:p>
       <w:pPr>
@@ -3063,52 +2611,15 @@
         <w:rPr>
           <w:sz w:val="20"/>
         </w:rPr>
-        <w:t xml:space="preserve"> (</w:t>
-      </w:r>
-      <w:proofErr w:type="spellStart"/>
-      <w:r>
-        <w:rPr>
-          <w:sz w:val="20"/>
-        </w:rPr>
-        <w:t>Laravel</w:t>
-      </w:r>
-      <w:proofErr w:type="spellEnd"/>
-      <w:r>
-        <w:rPr>
-          <w:sz w:val="20"/>
-        </w:rPr>
-        <w:t>/</w:t>
-      </w:r>
-      <w:proofErr w:type="spellStart"/>
-      <w:r>
-        <w:rPr>
-          <w:sz w:val="20"/>
-        </w:rPr>
-        <w:t>Symfony</w:t>
-      </w:r>
-      <w:proofErr w:type="spellEnd"/>
-      <w:r>
-        <w:rPr>
-          <w:sz w:val="20"/>
-        </w:rPr>
-        <w:t xml:space="preserve"> patterns) and </w:t>
-      </w:r>
-      <w:r>
-        <w:rPr>
-          <w:rStyle w:val="Strong"/>
-          <w:sz w:val="20"/>
-        </w:rPr>
-        <w:t>Node.js/</w:t>
-      </w:r>
-      <w:proofErr w:type="spellStart"/>
-      <w:r>
-        <w:rPr>
-          <w:rStyle w:val="Strong"/>
-          <w:sz w:val="20"/>
-        </w:rPr>
-        <w:t>TypeScript</w:t>
-      </w:r>
-      <w:proofErr w:type="spellEnd"/>
+        <w:t xml:space="preserve"> (Laravel/Symfony patterns) and </w:t>
+      </w:r>
+      <w:r>
+        <w:rPr>
+          <w:rStyle w:val="Strong"/>
+          <w:sz w:val="20"/>
+        </w:rPr>
+        <w:t>Node.js/TypeScript</w:t>
+      </w:r>
       <w:r>
         <w:rPr>
           <w:sz w:val="20"/>
@@ -3134,7 +2645,6 @@
         </w:rPr>
         <w:t xml:space="preserve">Implemented background jobs with </w:t>
       </w:r>
-      <w:proofErr w:type="spellStart"/>
       <w:r>
         <w:rPr>
           <w:rStyle w:val="Strong"/>
@@ -3142,26 +2652,11 @@
         </w:rPr>
         <w:t>RabbitMQ</w:t>
       </w:r>
-      <w:proofErr w:type="spellEnd"/>
-      <w:r>
-        <w:rPr>
-          <w:sz w:val="20"/>
-        </w:rPr>
-        <w:t xml:space="preserve"> workers, enforcing retries, DLQs, and idempotent processing to keep </w:t>
-      </w:r>
-      <w:proofErr w:type="spellStart"/>
-      <w:r>
-        <w:rPr>
-          <w:sz w:val="20"/>
-        </w:rPr>
-        <w:t>async</w:t>
-      </w:r>
-      <w:proofErr w:type="spellEnd"/>
-      <w:r>
-        <w:rPr>
-          <w:sz w:val="20"/>
-        </w:rPr>
-        <w:t xml:space="preserve"> workflows safe under replays.</w:t>
+      <w:r>
+        <w:rPr>
+          <w:sz w:val="20"/>
+        </w:rPr>
+        <w:t xml:space="preserve"> workers, enforcing retries, DLQs, and idempotent processing to keep async workflows safe under replays.</w:t>
       </w:r>
     </w:p>
     <w:p>
@@ -3195,7 +2690,6 @@
         </w:rPr>
         <w:t xml:space="preserve"> and </w:t>
       </w:r>
-      <w:proofErr w:type="spellStart"/>
       <w:r>
         <w:rPr>
           <w:rStyle w:val="Strong"/>
@@ -3203,7 +2697,6 @@
         </w:rPr>
         <w:t>PostgreSQL</w:t>
       </w:r>
-      <w:proofErr w:type="spellEnd"/>
       <w:r>
         <w:rPr>
           <w:sz w:val="20"/>
@@ -3229,7 +2722,6 @@
         </w:rPr>
         <w:t xml:space="preserve">Reduced database load using </w:t>
       </w:r>
-      <w:proofErr w:type="spellStart"/>
       <w:r>
         <w:rPr>
           <w:rStyle w:val="Strong"/>
@@ -3237,26 +2729,11 @@
         </w:rPr>
         <w:t>Redis</w:t>
       </w:r>
-      <w:proofErr w:type="spellEnd"/>
-      <w:r>
-        <w:rPr>
-          <w:sz w:val="20"/>
-        </w:rPr>
-        <w:t xml:space="preserve"> caching, including cache invalidation patterns and request-level </w:t>
-      </w:r>
-      <w:proofErr w:type="spellStart"/>
-      <w:r>
-        <w:rPr>
-          <w:sz w:val="20"/>
-        </w:rPr>
-        <w:t>memoization</w:t>
-      </w:r>
-      <w:proofErr w:type="spellEnd"/>
-      <w:r>
-        <w:rPr>
-          <w:sz w:val="20"/>
-        </w:rPr>
-        <w:t xml:space="preserve"> for high-traffic endpoints.</w:t>
+      <w:r>
+        <w:rPr>
+          <w:sz w:val="20"/>
+        </w:rPr>
+        <w:t xml:space="preserve"> caching, including cache invalidation patterns and request-level memoization for high-traffic endpoints.</w:t>
       </w:r>
     </w:p>
     <w:p>
@@ -3277,7 +2754,6 @@
         </w:rPr>
         <w:t xml:space="preserve">Built search-driven admin tooling with </w:t>
       </w:r>
-      <w:proofErr w:type="spellStart"/>
       <w:r>
         <w:rPr>
           <w:rStyle w:val="Strong"/>
@@ -3285,7 +2761,6 @@
         </w:rPr>
         <w:t>Elasticsearch</w:t>
       </w:r>
-      <w:proofErr w:type="spellEnd"/>
       <w:r>
         <w:rPr>
           <w:sz w:val="20"/>
@@ -3311,7 +2786,6 @@
         </w:rPr>
         <w:t xml:space="preserve">Containerized services with </w:t>
       </w:r>
-      <w:proofErr w:type="spellStart"/>
       <w:r>
         <w:rPr>
           <w:rStyle w:val="Strong"/>
@@ -3319,14 +2793,12 @@
         </w:rPr>
         <w:t>Docker</w:t>
       </w:r>
-      <w:proofErr w:type="spellEnd"/>
       <w:r>
         <w:rPr>
           <w:sz w:val="20"/>
         </w:rPr>
         <w:t xml:space="preserve"> and deployed to </w:t>
       </w:r>
-      <w:proofErr w:type="spellStart"/>
       <w:r>
         <w:rPr>
           <w:rStyle w:val="Strong"/>
@@ -3334,40 +2806,11 @@
         </w:rPr>
         <w:t>Kubernetes</w:t>
       </w:r>
-      <w:proofErr w:type="spellEnd"/>
-      <w:r>
-        <w:rPr>
-          <w:sz w:val="20"/>
-        </w:rPr>
-        <w:t xml:space="preserve">, standardizing </w:t>
-      </w:r>
-      <w:proofErr w:type="spellStart"/>
-      <w:r>
-        <w:rPr>
-          <w:sz w:val="20"/>
-        </w:rPr>
-        <w:t>configs</w:t>
-      </w:r>
-      <w:proofErr w:type="spellEnd"/>
-      <w:r>
-        <w:rPr>
-          <w:sz w:val="20"/>
-        </w:rPr>
-        <w:t xml:space="preserve">, secrets, and environment parity across </w:t>
-      </w:r>
-      <w:proofErr w:type="spellStart"/>
-      <w:r>
-        <w:rPr>
-          <w:sz w:val="20"/>
-        </w:rPr>
-        <w:t>dev</w:t>
-      </w:r>
-      <w:proofErr w:type="spellEnd"/>
-      <w:r>
-        <w:rPr>
-          <w:sz w:val="20"/>
-        </w:rPr>
-        <w:t>/test/prod.</w:t>
+      <w:r>
+        <w:rPr>
+          <w:sz w:val="20"/>
+        </w:rPr>
+        <w:t>, standardizing configs, secrets, and environment parity across dev/test/prod.</w:t>
       </w:r>
     </w:p>
     <w:p>
@@ -3388,21 +2831,12 @@
         </w:rPr>
         <w:t xml:space="preserve">Automated delivery with </w:t>
       </w:r>
-      <w:proofErr w:type="spellStart"/>
-      <w:r>
-        <w:rPr>
-          <w:rStyle w:val="Strong"/>
-          <w:sz w:val="20"/>
-        </w:rPr>
-        <w:t>GitLab</w:t>
-      </w:r>
-      <w:proofErr w:type="spellEnd"/>
-      <w:r>
-        <w:rPr>
-          <w:rStyle w:val="Strong"/>
-          <w:sz w:val="20"/>
-        </w:rPr>
-        <w:t xml:space="preserve"> CI</w:t>
+      <w:r>
+        <w:rPr>
+          <w:rStyle w:val="Strong"/>
+          <w:sz w:val="20"/>
+        </w:rPr>
+        <w:t>GitLab CI</w:t>
       </w:r>
       <w:r>
         <w:rPr>
@@ -3410,21 +2844,12 @@
         </w:rPr>
         <w:t xml:space="preserve"> and </w:t>
       </w:r>
-      <w:proofErr w:type="spellStart"/>
-      <w:r>
-        <w:rPr>
-          <w:rStyle w:val="Strong"/>
-          <w:sz w:val="20"/>
-        </w:rPr>
-        <w:t>GitHub</w:t>
-      </w:r>
-      <w:proofErr w:type="spellEnd"/>
-      <w:r>
-        <w:rPr>
-          <w:rStyle w:val="Strong"/>
-          <w:sz w:val="20"/>
-        </w:rPr>
-        <w:t xml:space="preserve"> Actions</w:t>
+      <w:r>
+        <w:rPr>
+          <w:rStyle w:val="Strong"/>
+          <w:sz w:val="20"/>
+        </w:rPr>
+        <w:t>GitHub Actions</w:t>
       </w:r>
       <w:r>
         <w:rPr>
@@ -3587,7 +3012,6 @@
         </w:rPr>
         <w:t xml:space="preserve"> and </w:t>
       </w:r>
-      <w:proofErr w:type="spellStart"/>
       <w:r>
         <w:rPr>
           <w:rStyle w:val="Strong"/>
@@ -3595,7 +3019,6 @@
         </w:rPr>
         <w:t>Grafana</w:t>
       </w:r>
-      <w:proofErr w:type="spellEnd"/>
       <w:r>
         <w:rPr>
           <w:sz w:val="20"/>
@@ -3634,7 +3057,6 @@
         </w:rPr>
         <w:t xml:space="preserve"> plus enterprise identity flows using </w:t>
       </w:r>
-      <w:proofErr w:type="spellStart"/>
       <w:r>
         <w:rPr>
           <w:rStyle w:val="Strong"/>
@@ -3642,7 +3064,6 @@
         </w:rPr>
         <w:t>Okta</w:t>
       </w:r>
-      <w:proofErr w:type="spellEnd"/>
       <w:r>
         <w:rPr>
           <w:sz w:val="20"/>
@@ -3667,17 +3088,8 @@
           <w:rStyle w:val="Strong"/>
           <w:sz w:val="20"/>
         </w:rPr>
-        <w:t xml:space="preserve">AWS </w:t>
-      </w:r>
-      <w:proofErr w:type="spellStart"/>
-      <w:r>
-        <w:rPr>
-          <w:rStyle w:val="Strong"/>
-          <w:sz w:val="20"/>
-        </w:rPr>
-        <w:t>Cognito</w:t>
-      </w:r>
-      <w:proofErr w:type="spellEnd"/>
+        <w:t>AWS Cognito</w:t>
+      </w:r>
       <w:r>
         <w:rPr>
           <w:sz w:val="20"/>
@@ -3934,7 +3346,6 @@
         </w:rPr>
         <w:t xml:space="preserve">Introduced caching approaches using </w:t>
       </w:r>
-      <w:proofErr w:type="spellStart"/>
       <w:r>
         <w:rPr>
           <w:rStyle w:val="Strong"/>
@@ -3942,7 +3353,6 @@
         </w:rPr>
         <w:t>Redis</w:t>
       </w:r>
-      <w:proofErr w:type="spellEnd"/>
       <w:r>
         <w:rPr>
           <w:sz w:val="20"/>
@@ -3966,21 +3376,7 @@
         <w:rPr>
           <w:sz w:val="20"/>
         </w:rPr>
-        <w:t xml:space="preserve">Implemented </w:t>
-      </w:r>
-      <w:proofErr w:type="spellStart"/>
-      <w:r>
-        <w:rPr>
-          <w:sz w:val="20"/>
-        </w:rPr>
-        <w:t>async</w:t>
-      </w:r>
-      <w:proofErr w:type="spellEnd"/>
-      <w:r>
-        <w:rPr>
-          <w:sz w:val="20"/>
-        </w:rPr>
-        <w:t xml:space="preserve"> processing concepts with queue-based workers, improving responsiveness for long-running tasks and batch operations.</w:t>
+        <w:t>Implemented async processing concepts with queue-based workers, improving responsiveness for long-running tasks and batch operations.</w:t>
       </w:r>
     </w:p>
     <w:p>
@@ -4020,7 +3416,6 @@
         </w:rPr>
         <w:t xml:space="preserve">Supported deployment workflows with </w:t>
       </w:r>
-      <w:proofErr w:type="spellStart"/>
       <w:r>
         <w:rPr>
           <w:rStyle w:val="Strong"/>
@@ -4028,7 +3423,6 @@
         </w:rPr>
         <w:t>Docker</w:t>
       </w:r>
-      <w:proofErr w:type="spellEnd"/>
       <w:r>
         <w:rPr>
           <w:sz w:val="20"/>
@@ -4475,7 +3869,6 @@
           <w:szCs w:val="24"/>
         </w:rPr>
       </w:pPr>
-      <w:proofErr w:type="gramStart"/>
       <w:r>
         <w:rPr>
           <w:rFonts w:ascii="Times New Roman" w:eastAsia="Times New Roman" w:hAnsi="Times New Roman" w:cs="Times New Roman"/>
@@ -4492,17 +3885,7 @@
           <w:bCs/>
           <w:szCs w:val="24"/>
         </w:rPr>
-        <w:t>’s  Degree</w:t>
-      </w:r>
-      <w:proofErr w:type="gramEnd"/>
-      <w:r>
-        <w:rPr>
-          <w:rFonts w:ascii="Times New Roman" w:eastAsia="Times New Roman" w:hAnsi="Times New Roman" w:cs="Times New Roman"/>
-          <w:b/>
-          <w:bCs/>
-          <w:szCs w:val="24"/>
-        </w:rPr>
-        <w:t xml:space="preserve"> </w:t>
+        <w:t xml:space="preserve">’s  Degree </w:t>
       </w:r>
       <w:r>
         <w:rPr>
@@ -4736,39 +4119,7 @@
           <w:sz w:val="20"/>
           <w:szCs w:val="20"/>
         </w:rPr>
-        <w:t xml:space="preserve"> API layer (</w:t>
-      </w:r>
-      <w:proofErr w:type="spellStart"/>
-      <w:r>
-        <w:rPr>
-          <w:sz w:val="20"/>
-          <w:szCs w:val="20"/>
-        </w:rPr>
-        <w:t>Symfony</w:t>
-      </w:r>
-      <w:proofErr w:type="spellEnd"/>
-      <w:r>
-        <w:rPr>
-          <w:sz w:val="20"/>
-          <w:szCs w:val="20"/>
-        </w:rPr>
-        <w:t>/</w:t>
-      </w:r>
-      <w:proofErr w:type="spellStart"/>
-      <w:r>
-        <w:rPr>
-          <w:sz w:val="20"/>
-          <w:szCs w:val="20"/>
-        </w:rPr>
-        <w:t>Laravel</w:t>
-      </w:r>
-      <w:proofErr w:type="spellEnd"/>
-      <w:r>
-        <w:rPr>
-          <w:sz w:val="20"/>
-          <w:szCs w:val="20"/>
-        </w:rPr>
-        <w:t xml:space="preserve"> patterns) with strict request validation, consistent error contracts, and token-based access using </w:t>
+        <w:t xml:space="preserve"> API layer (Symfony/Laravel patterns) with strict request validation, consistent error contracts, and token-based access using </w:t>
       </w:r>
       <w:r>
         <w:rPr>
@@ -4822,7 +4173,6 @@
         </w:rPr>
         <w:t xml:space="preserve">Backed core workflows with </w:t>
       </w:r>
-      <w:proofErr w:type="spellStart"/>
       <w:r>
         <w:rPr>
           <w:rStyle w:val="Strong"/>
@@ -4831,7 +4181,6 @@
         </w:rPr>
         <w:t>PostgreSQL</w:t>
       </w:r>
-      <w:proofErr w:type="spellEnd"/>
       <w:r>
         <w:rPr>
           <w:sz w:val="20"/>
@@ -4839,7 +4188,6 @@
         </w:rPr>
         <w:t xml:space="preserve"> and </w:t>
       </w:r>
-      <w:proofErr w:type="spellStart"/>
       <w:r>
         <w:rPr>
           <w:rStyle w:val="Strong"/>
@@ -4848,7 +4196,6 @@
         </w:rPr>
         <w:t>Redis</w:t>
       </w:r>
-      <w:proofErr w:type="spellEnd"/>
       <w:r>
         <w:rPr>
           <w:sz w:val="20"/>
@@ -4876,25 +4223,8 @@
           <w:sz w:val="20"/>
           <w:szCs w:val="20"/>
         </w:rPr>
-        <w:t xml:space="preserve">Added end-to-end </w:t>
-      </w:r>
-      <w:proofErr w:type="spellStart"/>
-      <w:r>
-        <w:rPr>
-          <w:sz w:val="20"/>
-          <w:szCs w:val="20"/>
-        </w:rPr>
-        <w:t>observability</w:t>
-      </w:r>
-      <w:proofErr w:type="spellEnd"/>
-      <w:r>
-        <w:rPr>
-          <w:sz w:val="20"/>
-          <w:szCs w:val="20"/>
-        </w:rPr>
-        <w:t xml:space="preserve"> using </w:t>
-      </w:r>
-      <w:proofErr w:type="spellStart"/>
+        <w:t xml:space="preserve">Added end-to-end observability using </w:t>
+      </w:r>
       <w:r>
         <w:rPr>
           <w:rStyle w:val="Strong"/>
@@ -4903,7 +4233,6 @@
         </w:rPr>
         <w:t>OpenTelemetry</w:t>
       </w:r>
-      <w:proofErr w:type="spellEnd"/>
       <w:r>
         <w:rPr>
           <w:sz w:val="20"/>
@@ -4911,34 +4240,14 @@
         </w:rPr>
         <w:t xml:space="preserve"> with actionable dashboards in </w:t>
       </w:r>
-      <w:proofErr w:type="spellStart"/>
-      <w:r>
-        <w:rPr>
-          <w:rStyle w:val="Strong"/>
-          <w:sz w:val="20"/>
-          <w:szCs w:val="20"/>
-        </w:rPr>
-        <w:t>Grafana</w:t>
-      </w:r>
-      <w:proofErr w:type="spellEnd"/>
-      <w:r>
-        <w:rPr>
-          <w:rStyle w:val="Strong"/>
-          <w:sz w:val="20"/>
-          <w:szCs w:val="20"/>
-        </w:rPr>
-        <w:t>/</w:t>
-      </w:r>
-      <w:proofErr w:type="spellStart"/>
-      <w:r>
-        <w:rPr>
-          <w:rStyle w:val="Strong"/>
-          <w:sz w:val="20"/>
-          <w:szCs w:val="20"/>
-        </w:rPr>
-        <w:t>Datadog</w:t>
-      </w:r>
-      <w:proofErr w:type="spellEnd"/>
+      <w:r>
+        <w:rPr>
+          <w:rStyle w:val="Strong"/>
+          <w:sz w:val="20"/>
+          <w:szCs w:val="20"/>
+        </w:rPr>
+        <w:t>Grafana/Datadog</w:t>
+      </w:r>
       <w:r>
         <w:rPr>
           <w:sz w:val="20"/>
@@ -4987,23 +4296,7 @@
           <w:sz w:val="20"/>
           <w:szCs w:val="20"/>
         </w:rPr>
-        <w:t xml:space="preserve">Built </w:t>
-      </w:r>
-      <w:proofErr w:type="spellStart"/>
-      <w:r>
-        <w:rPr>
-          <w:sz w:val="20"/>
-          <w:szCs w:val="20"/>
-        </w:rPr>
-        <w:t>async</w:t>
-      </w:r>
-      <w:proofErr w:type="spellEnd"/>
-      <w:r>
-        <w:rPr>
-          <w:sz w:val="20"/>
-          <w:szCs w:val="20"/>
-        </w:rPr>
-        <w:t xml:space="preserve"> workers using </w:t>
+        <w:t xml:space="preserve">Built async workers using </w:t>
       </w:r>
       <w:r>
         <w:rPr>
@@ -5057,23 +4350,13 @@
         </w:rPr>
         <w:t xml:space="preserve">Implemented search indexing and retrieval with </w:t>
       </w:r>
-      <w:proofErr w:type="spellStart"/>
-      <w:r>
-        <w:rPr>
-          <w:rStyle w:val="Strong"/>
-          <w:sz w:val="20"/>
-          <w:szCs w:val="20"/>
-        </w:rPr>
-        <w:t>Elasticsearch</w:t>
-      </w:r>
-      <w:proofErr w:type="spellEnd"/>
-      <w:r>
-        <w:rPr>
-          <w:rStyle w:val="Strong"/>
-          <w:sz w:val="20"/>
-          <w:szCs w:val="20"/>
-        </w:rPr>
-        <w:t>/OpenSearch</w:t>
+      <w:r>
+        <w:rPr>
+          <w:rStyle w:val="Strong"/>
+          <w:sz w:val="20"/>
+          <w:szCs w:val="20"/>
+        </w:rPr>
+        <w:t>Elasticsearch/OpenSearch</w:t>
       </w:r>
       <w:r>
         <w:rPr>
@@ -5118,7 +4401,6 @@
         </w:rPr>
         <w:t xml:space="preserve"> using </w:t>
       </w:r>
-      <w:proofErr w:type="spellStart"/>
       <w:r>
         <w:rPr>
           <w:rStyle w:val="Strong"/>
@@ -5127,7 +4409,6 @@
         </w:rPr>
         <w:t>Docker</w:t>
       </w:r>
-      <w:proofErr w:type="spellEnd"/>
       <w:r>
         <w:rPr>
           <w:sz w:val="20"/>
@@ -5162,7 +4443,6 @@
         </w:rPr>
         <w:t xml:space="preserve">, with infrastructure managed via </w:t>
       </w:r>
-      <w:proofErr w:type="spellStart"/>
       <w:r>
         <w:rPr>
           <w:rStyle w:val="Strong"/>
@@ -5170,7 +4450,6 @@
         </w:rPr>
         <w:t>Terraform</w:t>
       </w:r>
-      <w:proofErr w:type="spellEnd"/>
       <w:r>
         <w:rPr>
           <w:sz w:val="20"/>
@@ -7393,7 +6672,7 @@
 </file>
 
 <file path=customXml/itemProps1.xml><?xml version="1.0" encoding="utf-8"?>
-<ds:datastoreItem xmlns:ds="http://schemas.openxmlformats.org/officeDocument/2006/customXml" ds:itemID="{78758188-44D0-4751-93F6-266D4CA41CA8}">
+<ds:datastoreItem xmlns:ds="http://schemas.openxmlformats.org/officeDocument/2006/customXml" ds:itemID="{C37368ED-71AA-42F4-A5FE-736DE3B80C4D}">
   <ds:schemaRefs>
     <ds:schemaRef ds:uri="http://schemas.openxmlformats.org/officeDocument/2006/bibliography"/>
   </ds:schemaRefs>
